--- a/머신러닝-데이터분석-기초/불균형_트리_랜덤포레스트_학습지.docx
+++ b/머신러닝-데이터분석-기초/불균형_트리_랜덤포레스트_학습지.docx
@@ -2385,457 +2385,6 @@
         </w:tc>
       </w:tr>
     </w:tbl>
-    <w:p>
-      <w:r>
-        <w:br w:type="page"/>
-      </w:r>
-    </w:p>
-    <w:p>
-      <w:pPr>
-        <w:pStyle w:val="Heading1"/>
-      </w:pPr>
-      <w:r>
-        <w:t xml:space="preserve">5. 확인 퀴즈</w:t>
-      </w:r>
-    </w:p>
-    <w:p>
-      <w:pPr>
-        <w:spacing w:after="120" w:line="276"/>
-      </w:pPr>
-      <w:r>
-        <w:t xml:space="preserve">총 10문항. 풀어본 뒤 다음 페이지 정답으로 채점하세요.</w:t>
-      </w:r>
-    </w:p>
-    <w:p>
-      <w:pPr>
-        <w:pStyle w:val="ListParagraph"/>
-        <w:numPr>
-          <w:ilvl w:val="0"/>
-          <w:numId w:val="3"/>
-        </w:numPr>
-        <w:spacing w:after="80" w:line="264"/>
-      </w:pPr>
-      <w:r>
-        <w:t xml:space="preserve">'정확도의 함정(Accuracy Paradox)'이 무엇인지 예를 들어 설명하시오.</w:t>
-      </w:r>
-    </w:p>
-    <w:p>
-      <w:pPr>
-        <w:pStyle w:val="ListParagraph"/>
-        <w:numPr>
-          <w:ilvl w:val="0"/>
-          <w:numId w:val="3"/>
-        </w:numPr>
-        <w:spacing w:after="80" w:line="264"/>
-      </w:pPr>
-      <w:r>
-        <w:t xml:space="preserve">데이터 불균형 해결의 두 샘플링 방법(오버/언더)은 각각 무엇을 늘리거나 줄이는가?</w:t>
-      </w:r>
-    </w:p>
-    <w:p>
-      <w:pPr>
-        <w:pStyle w:val="ListParagraph"/>
-        <w:numPr>
-          <w:ilvl w:val="0"/>
-          <w:numId w:val="3"/>
-        </w:numPr>
-        <w:spacing w:after="80" w:line="264"/>
-      </w:pPr>
-      <w:r>
-        <w:t xml:space="preserve">SMOTE는 단순 복제와 무엇이 다른가? (핵심 한 가지)</w:t>
-      </w:r>
-    </w:p>
-    <w:p>
-      <w:pPr>
-        <w:pStyle w:val="ListParagraph"/>
-        <w:numPr>
-          <w:ilvl w:val="0"/>
-          <w:numId w:val="3"/>
-        </w:numPr>
-        <w:spacing w:after="80" w:line="264"/>
-      </w:pPr>
-      <w:r>
-        <w:t xml:space="preserve">SMOTE는 어느 데이터에만 적용해야 하며 그 이유는?</w:t>
-      </w:r>
-    </w:p>
-    <w:p>
-      <w:pPr>
-        <w:pStyle w:val="ListParagraph"/>
-        <w:numPr>
-          <w:ilvl w:val="0"/>
-          <w:numId w:val="3"/>
-        </w:numPr>
-        <w:spacing w:after="80" w:line="264"/>
-      </w:pPr>
-      <w:r>
-        <w:t xml:space="preserve">의사결정 트리에서 분할 기준으로 쓰는 두 지표를 쓰시오.</w:t>
-      </w:r>
-    </w:p>
-    <w:p>
-      <w:pPr>
-        <w:pStyle w:val="ListParagraph"/>
-        <w:numPr>
-          <w:ilvl w:val="0"/>
-          <w:numId w:val="3"/>
-        </w:numPr>
-        <w:spacing w:after="80" w:line="264"/>
-      </w:pPr>
-      <w:r>
-        <w:t xml:space="preserve">지니 계수가 0에 가깝다는 것은 무슨 의미인가?</w:t>
-      </w:r>
-    </w:p>
-    <w:p>
-      <w:pPr>
-        <w:pStyle w:val="ListParagraph"/>
-        <w:numPr>
-          <w:ilvl w:val="0"/>
-          <w:numId w:val="3"/>
-        </w:numPr>
-        <w:spacing w:after="80" w:line="264"/>
-      </w:pPr>
-      <w:r>
-        <w:t xml:space="preserve">의사결정 트리가 스케일링(정규화/표준화)이 거의 필요 없는 이유는?</w:t>
-      </w:r>
-    </w:p>
-    <w:p>
-      <w:pPr>
-        <w:pStyle w:val="ListParagraph"/>
-        <w:numPr>
-          <w:ilvl w:val="0"/>
-          <w:numId w:val="3"/>
-        </w:numPr>
-        <w:spacing w:after="80" w:line="264"/>
-      </w:pPr>
-      <w:r>
-        <w:t xml:space="preserve">트리의 과적합을 막는 사전 가지치기 하이퍼파라미터 두 가지는?</w:t>
-      </w:r>
-    </w:p>
-    <w:p>
-      <w:pPr>
-        <w:pStyle w:val="ListParagraph"/>
-        <w:numPr>
-          <w:ilvl w:val="0"/>
-          <w:numId w:val="3"/>
-        </w:numPr>
-        <w:spacing w:after="80" w:line="264"/>
-      </w:pPr>
-      <w:r>
-        <w:t xml:space="preserve">랜덤포레스트에서 부트스트랩에 뽑히지 않은 약 36.8%의 데이터를 무엇이라 하는가?</w:t>
-      </w:r>
-    </w:p>
-    <w:p>
-      <w:pPr>
-        <w:pStyle w:val="ListParagraph"/>
-        <w:numPr>
-          <w:ilvl w:val="0"/>
-          <w:numId w:val="3"/>
-        </w:numPr>
-        <w:spacing w:after="80" w:line="264"/>
-      </w:pPr>
-      <w:r>
-        <w:t xml:space="preserve">랜덤포레스트가 분류와 회귀에서 최종 예측을 정하는 방식은 각각 무엇인가?</w:t>
-      </w:r>
-    </w:p>
-    <w:p>
-      <w:r>
-        <w:br w:type="page"/>
-      </w:r>
-    </w:p>
-    <w:p>
-      <w:pPr>
-        <w:pStyle w:val="Heading1"/>
-      </w:pPr>
-      <w:r>
-        <w:t xml:space="preserve">정답 및 해설</w:t>
-      </w:r>
-    </w:p>
-    <w:p>
-      <w:pPr>
-        <w:shd w:fill="E2EFDA" w:val="clear"/>
-        <w:spacing w:after="100" w:line="264"/>
-      </w:pPr>
-      <w:r>
-        <w:rPr>
-          <w:b/>
-          <w:bCs/>
-          <w:color w:val="375623"/>
-        </w:rPr>
-        <w:t xml:space="preserve">1. </w:t>
-      </w:r>
-      <w:r>
-        <w:t xml:space="preserve">불균형 데이터에서 </w:t>
-      </w:r>
-      <w:r>
-        <w:rPr>
-          <w:b/>
-          <w:bCs/>
-        </w:rPr>
-        <w:t xml:space="preserve">다수 클래스만 찍어도 정확도가 높게</w:t>
-      </w:r>
-      <w:r>
-        <w:t xml:space="preserve"> 나오는 착시. 예) 정상99·암1 → 전부 정상이라 해도 99%지만 암은 하나도 못 잡음(재현율 0).</w:t>
-      </w:r>
-    </w:p>
-    <w:p>
-      <w:pPr>
-        <w:shd w:fill="E2EFDA" w:val="clear"/>
-        <w:spacing w:after="100" w:line="264"/>
-      </w:pPr>
-      <w:r>
-        <w:rPr>
-          <w:b/>
-          <w:bCs/>
-          <w:color w:val="375623"/>
-        </w:rPr>
-        <w:t xml:space="preserve">2. </w:t>
-      </w:r>
-      <w:r>
-        <w:rPr>
-          <w:b/>
-          <w:bCs/>
-        </w:rPr>
-        <w:t xml:space="preserve">오버샘플링 = 소수 클래스를 늘림</w:t>
-      </w:r>
-      <w:r>
-        <w:t xml:space="preserve">, </w:t>
-      </w:r>
-      <w:r>
-        <w:rPr>
-          <w:b/>
-          <w:bCs/>
-        </w:rPr>
-        <w:t xml:space="preserve">언더샘플링 = 다수 클래스를 줄임</w:t>
-      </w:r>
-      <w:r>
-        <w:t xml:space="preserve">.</w:t>
-      </w:r>
-    </w:p>
-    <w:p>
-      <w:pPr>
-        <w:shd w:fill="E2EFDA" w:val="clear"/>
-        <w:spacing w:after="100" w:line="264"/>
-      </w:pPr>
-      <w:r>
-        <w:rPr>
-          <w:b/>
-          <w:bCs/>
-          <w:color w:val="375623"/>
-        </w:rPr>
-        <w:t xml:space="preserve">3. </w:t>
-      </w:r>
-      <w:r>
-        <w:t xml:space="preserve">복제가 아니라 </w:t>
-      </w:r>
-      <w:r>
-        <w:rPr>
-          <w:b/>
-          <w:bCs/>
-        </w:rPr>
-        <w:t xml:space="preserve">이웃 사이 공간에 새 데이터를 생성(보간)</w:t>
-      </w:r>
-      <w:r>
-        <w:t xml:space="preserve"> → 과적합↓, 결정 경계 확장.</w:t>
-      </w:r>
-    </w:p>
-    <w:p>
-      <w:pPr>
-        <w:shd w:fill="E2EFDA" w:val="clear"/>
-        <w:spacing w:after="100" w:line="264"/>
-      </w:pPr>
-      <w:r>
-        <w:rPr>
-          <w:b/>
-          <w:bCs/>
-          <w:color w:val="375623"/>
-        </w:rPr>
-        <w:t xml:space="preserve">4. </w:t>
-      </w:r>
-      <w:r>
-        <w:rPr>
-          <w:b/>
-          <w:bCs/>
-        </w:rPr>
-        <w:t xml:space="preserve">학습 데이터에만</w:t>
-      </w:r>
-      <w:r>
-        <w:t xml:space="preserve">. 테스트에 적용하면 가짜 데이터로 평가하는 셈이 되어 성능이 왜곡된다.</w:t>
-      </w:r>
-    </w:p>
-    <w:p>
-      <w:pPr>
-        <w:shd w:fill="E2EFDA" w:val="clear"/>
-        <w:spacing w:after="100" w:line="264"/>
-      </w:pPr>
-      <w:r>
-        <w:rPr>
-          <w:b/>
-          <w:bCs/>
-          <w:color w:val="375623"/>
-        </w:rPr>
-        <w:t xml:space="preserve">5. </w:t>
-      </w:r>
-      <w:r>
-        <w:rPr>
-          <w:b/>
-          <w:bCs/>
-        </w:rPr>
-        <w:t xml:space="preserve">엔트로피/정보 이득</w:t>
-      </w:r>
-      <w:r>
-        <w:t xml:space="preserve">, </w:t>
-      </w:r>
-      <w:r>
-        <w:rPr>
-          <w:b/>
-          <w:bCs/>
-        </w:rPr>
-        <w:t xml:space="preserve">지니 계수(Gini)</w:t>
-      </w:r>
-      <w:r>
-        <w:t xml:space="preserve">.</w:t>
-      </w:r>
-    </w:p>
-    <w:p>
-      <w:pPr>
-        <w:shd w:fill="E2EFDA" w:val="clear"/>
-        <w:spacing w:after="100" w:line="264"/>
-      </w:pPr>
-      <w:r>
-        <w:rPr>
-          <w:b/>
-          <w:bCs/>
-          <w:color w:val="375623"/>
-        </w:rPr>
-        <w:t xml:space="preserve">6. </w:t>
-      </w:r>
-      <w:r>
-        <w:rPr>
-          <w:b/>
-          <w:bCs/>
-        </w:rPr>
-        <w:t xml:space="preserve">불순도가 낮다 = 순수도가 높다</w:t>
-      </w:r>
-      <w:r>
-        <w:t xml:space="preserve"> (한 클래스로 잘 나뉘었다).</w:t>
-      </w:r>
-    </w:p>
-    <w:p>
-      <w:pPr>
-        <w:shd w:fill="E2EFDA" w:val="clear"/>
-        <w:spacing w:after="100" w:line="264"/>
-      </w:pPr>
-      <w:r>
-        <w:rPr>
-          <w:b/>
-          <w:bCs/>
-          <w:color w:val="375623"/>
-        </w:rPr>
-        <w:t xml:space="preserve">7. </w:t>
-      </w:r>
-      <w:r>
-        <w:t xml:space="preserve">크기 비교(이상/이하)로 분기하므로 </w:t>
-      </w:r>
-      <w:r>
-        <w:rPr>
-          <w:b/>
-          <w:bCs/>
-        </w:rPr>
-        <w:t xml:space="preserve">단위(스케일)가 결과에 영향을 주지 않기</w:t>
-      </w:r>
-      <w:r>
-        <w:t xml:space="preserve"> 때문.</w:t>
-      </w:r>
-    </w:p>
-    <w:p>
-      <w:pPr>
-        <w:shd w:fill="E2EFDA" w:val="clear"/>
-        <w:spacing w:after="100" w:line="264"/>
-      </w:pPr>
-      <w:r>
-        <w:rPr>
-          <w:b/>
-          <w:bCs/>
-          <w:color w:val="375623"/>
-        </w:rPr>
-        <w:t xml:space="preserve">8. </w:t>
-      </w:r>
-      <w:r>
-        <w:rPr>
-          <w:b/>
-          <w:bCs/>
-        </w:rPr>
-        <w:t xml:space="preserve">max_depth(최대 깊이)</w:t>
-      </w:r>
-      <w:r>
-        <w:t xml:space="preserve">, </w:t>
-      </w:r>
-      <w:r>
-        <w:rPr>
-          <w:b/>
-          <w:bCs/>
-        </w:rPr>
-        <w:t xml:space="preserve">min_samples_leaf(잎 최소 샘플 수)</w:t>
-      </w:r>
-      <w:r>
-        <w:t xml:space="preserve">.</w:t>
-      </w:r>
-    </w:p>
-    <w:p>
-      <w:pPr>
-        <w:shd w:fill="E2EFDA" w:val="clear"/>
-        <w:spacing w:after="100" w:line="264"/>
-      </w:pPr>
-      <w:r>
-        <w:rPr>
-          <w:b/>
-          <w:bCs/>
-          <w:color w:val="375623"/>
-        </w:rPr>
-        <w:t xml:space="preserve">9. </w:t>
-      </w:r>
-      <w:r>
-        <w:rPr>
-          <w:b/>
-          <w:bCs/>
-        </w:rPr>
-        <w:t xml:space="preserve">OOB(Out-Of-Bag) 데이터</w:t>
-      </w:r>
-      <w:r>
-        <w:t xml:space="preserve">. 모델 검증에 활용된다.</w:t>
-      </w:r>
-    </w:p>
-    <w:p>
-      <w:pPr>
-        <w:shd w:fill="E2EFDA" w:val="clear"/>
-        <w:spacing w:after="100" w:line="264"/>
-      </w:pPr>
-      <w:r>
-        <w:rPr>
-          <w:b/>
-          <w:bCs/>
-          <w:color w:val="375623"/>
-        </w:rPr>
-        <w:t xml:space="preserve">10. </w:t>
-      </w:r>
-      <w:r>
-        <w:rPr>
-          <w:b/>
-          <w:bCs/>
-        </w:rPr>
-        <w:t xml:space="preserve">분류 = 다수결, 회귀 = 평균</w:t>
-      </w:r>
-      <w:r>
-        <w:t xml:space="preserve">.</w:t>
-      </w:r>
-    </w:p>
-    <w:p>
-      <w:pPr>
-        <w:spacing w:after="60"/>
-      </w:pPr>
-      <w:r>
-        <w:t xml:space="preserve"/>
-      </w:r>
-    </w:p>
     <w:tbl>
       <w:tblPr>
         <w:tblW w:type="dxa" w:w="9360"/>
